--- a/doc/Báo cáo thực hành_Tuần_8_202516919.docx
+++ b/doc/Báo cáo thực hành_Tuần_8_202516919.docx
@@ -12437,136 +12437,48 @@
           <w14:ligatures w14:val="none"/>
         </w:rPr>
       </w:pPr>
-    </w:p>
-    <w:p>
-      <w:pPr>
-        <w:spacing w:beforeAutospacing="1" w:after="0" w:afterAutospacing="1" w:line="240" w:lineRule="auto"/>
-        <w:rPr>
-          <w:rFonts w:ascii="Times New Roman" w:eastAsia="Times New Roman" w:hAnsi="Times New Roman" w:cs="Times New Roman"/>
-          <w:kern w:val="0"/>
-          <w14:ligatures w14:val="none"/>
-        </w:rPr>
-      </w:pPr>
-    </w:p>
-    <w:p>
-      <w:pPr>
-        <w:spacing w:beforeAutospacing="1" w:after="0" w:afterAutospacing="1" w:line="240" w:lineRule="auto"/>
-        <w:rPr>
-          <w:rFonts w:ascii="Times New Roman" w:eastAsia="Times New Roman" w:hAnsi="Times New Roman" w:cs="Times New Roman"/>
-          <w:kern w:val="0"/>
-          <w14:ligatures w14:val="none"/>
-        </w:rPr>
-      </w:pPr>
-    </w:p>
-    <w:p>
-      <w:pPr>
-        <w:spacing w:beforeAutospacing="1" w:after="0" w:afterAutospacing="1" w:line="240" w:lineRule="auto"/>
-        <w:rPr>
-          <w:rFonts w:ascii="Times New Roman" w:eastAsia="Times New Roman" w:hAnsi="Times New Roman" w:cs="Times New Roman"/>
-          <w:kern w:val="0"/>
-          <w14:ligatures w14:val="none"/>
-        </w:rPr>
-      </w:pPr>
-    </w:p>
-    <w:p>
-      <w:pPr>
-        <w:spacing w:beforeAutospacing="1" w:after="0" w:afterAutospacing="1" w:line="240" w:lineRule="auto"/>
-        <w:rPr>
-          <w:rFonts w:ascii="Times New Roman" w:eastAsia="Times New Roman" w:hAnsi="Times New Roman" w:cs="Times New Roman"/>
-          <w:kern w:val="0"/>
-          <w14:ligatures w14:val="none"/>
-        </w:rPr>
-      </w:pPr>
-    </w:p>
-    <w:p>
-      <w:pPr>
-        <w:spacing w:beforeAutospacing="1" w:after="0" w:afterAutospacing="1" w:line="240" w:lineRule="auto"/>
-        <w:rPr>
-          <w:rFonts w:ascii="Times New Roman" w:eastAsia="Times New Roman" w:hAnsi="Times New Roman" w:cs="Times New Roman"/>
-          <w:kern w:val="0"/>
-          <w14:ligatures w14:val="none"/>
-        </w:rPr>
-      </w:pPr>
-    </w:p>
-    <w:p>
-      <w:pPr>
-        <w:spacing w:beforeAutospacing="1" w:after="0" w:afterAutospacing="1" w:line="240" w:lineRule="auto"/>
-        <w:rPr>
-          <w:rFonts w:ascii="Times New Roman" w:eastAsia="Times New Roman" w:hAnsi="Times New Roman" w:cs="Times New Roman"/>
-          <w:kern w:val="0"/>
-          <w14:ligatures w14:val="none"/>
-        </w:rPr>
-      </w:pPr>
-    </w:p>
-    <w:p>
-      <w:pPr>
-        <w:spacing w:beforeAutospacing="1" w:after="0" w:afterAutospacing="1" w:line="240" w:lineRule="auto"/>
-        <w:rPr>
-          <w:rFonts w:ascii="Times New Roman" w:eastAsia="Times New Roman" w:hAnsi="Times New Roman" w:cs="Times New Roman"/>
-          <w:kern w:val="0"/>
-          <w14:ligatures w14:val="none"/>
-        </w:rPr>
-      </w:pPr>
-    </w:p>
-    <w:p>
-      <w:pPr>
-        <w:spacing w:beforeAutospacing="1" w:after="0" w:afterAutospacing="1" w:line="240" w:lineRule="auto"/>
-        <w:rPr>
-          <w:rFonts w:ascii="Times New Roman" w:eastAsia="Times New Roman" w:hAnsi="Times New Roman" w:cs="Times New Roman"/>
-          <w:kern w:val="0"/>
-          <w14:ligatures w14:val="none"/>
-        </w:rPr>
-      </w:pPr>
-    </w:p>
-    <w:p>
-      <w:pPr>
-        <w:spacing w:beforeAutospacing="1" w:after="0" w:afterAutospacing="1" w:line="240" w:lineRule="auto"/>
-        <w:rPr>
-          <w:rFonts w:ascii="Times New Roman" w:eastAsia="Times New Roman" w:hAnsi="Times New Roman" w:cs="Times New Roman"/>
-          <w:kern w:val="0"/>
-          <w14:ligatures w14:val="none"/>
-        </w:rPr>
-      </w:pPr>
-    </w:p>
-    <w:p>
-      <w:pPr>
-        <w:spacing w:beforeAutospacing="1" w:after="0" w:afterAutospacing="1" w:line="240" w:lineRule="auto"/>
-        <w:rPr>
-          <w:rFonts w:ascii="Times New Roman" w:eastAsia="Times New Roman" w:hAnsi="Times New Roman" w:cs="Times New Roman"/>
-          <w:kern w:val="0"/>
-          <w14:ligatures w14:val="none"/>
-        </w:rPr>
-      </w:pPr>
-    </w:p>
-    <w:p>
-      <w:pPr>
-        <w:spacing w:beforeAutospacing="1" w:after="0" w:afterAutospacing="1" w:line="240" w:lineRule="auto"/>
-        <w:rPr>
-          <w:rFonts w:ascii="Times New Roman" w:eastAsia="Times New Roman" w:hAnsi="Times New Roman" w:cs="Times New Roman"/>
-          <w:kern w:val="0"/>
-          <w14:ligatures w14:val="none"/>
-        </w:rPr>
-      </w:pPr>
-    </w:p>
-    <w:p>
-      <w:pPr>
-        <w:spacing w:beforeAutospacing="1" w:after="0" w:afterAutospacing="1" w:line="240" w:lineRule="auto"/>
-        <w:rPr>
-          <w:rFonts w:ascii="Times New Roman" w:eastAsia="Times New Roman" w:hAnsi="Times New Roman" w:cs="Times New Roman"/>
-          <w:kern w:val="0"/>
-          <w14:ligatures w14:val="none"/>
-        </w:rPr>
-      </w:pPr>
-    </w:p>
-    <w:p>
-      <w:pPr>
-        <w:spacing w:beforeAutospacing="1" w:after="0" w:afterAutospacing="1" w:line="240" w:lineRule="auto"/>
-        <w:rPr>
-          <w:rFonts w:ascii="Times New Roman" w:eastAsia="Times New Roman" w:hAnsi="Times New Roman" w:cs="Times New Roman"/>
-          <w:kern w:val="0"/>
-          <w14:ligatures w14:val="none"/>
-        </w:rPr>
-      </w:pPr>
+      <w:r>
+        <w:rPr>
+          <w:rFonts w:ascii="Times New Roman" w:eastAsia="Times New Roman" w:hAnsi="Times New Roman" w:cs="Times New Roman"/>
+          <w:kern w:val="0"/>
+          <w14:ligatures w14:val="none"/>
+        </w:rPr>
+        <w:drawing>
+          <wp:inline distT="0" distB="0" distL="0" distR="0" wp14:anchorId="4A42CDE6" wp14:editId="4CAA420F">
+            <wp:extent cx="4954137" cy="4846163"/>
+            <wp:effectExtent l="0" t="0" r="0" b="0"/>
+            <wp:docPr id="399826117" name="Picture 1"/>
+            <wp:cNvGraphicFramePr>
+              <a:graphicFrameLocks xmlns:a="http://schemas.openxmlformats.org/drawingml/2006/main" noChangeAspect="1"/>
+            </wp:cNvGraphicFramePr>
+            <a:graphic xmlns:a="http://schemas.openxmlformats.org/drawingml/2006/main">
+              <a:graphicData uri="http://schemas.openxmlformats.org/drawingml/2006/picture">
+                <pic:pic xmlns:pic="http://schemas.openxmlformats.org/drawingml/2006/picture">
+                  <pic:nvPicPr>
+                    <pic:cNvPr id="399826117" name=""/>
+                    <pic:cNvPicPr/>
+                  </pic:nvPicPr>
+                  <pic:blipFill>
+                    <a:blip r:embed="rId24"/>
+                    <a:stretch>
+                      <a:fillRect/>
+                    </a:stretch>
+                  </pic:blipFill>
+                  <pic:spPr>
+                    <a:xfrm>
+                      <a:off x="0" y="0"/>
+                      <a:ext cx="4972971" cy="4864586"/>
+                    </a:xfrm>
+                    <a:prstGeom prst="rect">
+                      <a:avLst/>
+                    </a:prstGeom>
+                  </pic:spPr>
+                </pic:pic>
+              </a:graphicData>
+            </a:graphic>
+          </wp:inline>
+        </w:drawing>
+      </w:r>
     </w:p>
     <w:p>
       <w:pPr>
@@ -12847,7 +12759,7 @@
                     <pic:cNvPicPr/>
                   </pic:nvPicPr>
                   <pic:blipFill>
-                    <a:blip r:embed="rId24"/>
+                    <a:blip r:embed="rId25"/>
                     <a:stretch>
                       <a:fillRect/>
                     </a:stretch>
